--- a/backend/templates/packs/audit_package/modern/audit_package_modern.docx
+++ b/backend/templates/packs/audit_package/modern/audit_package_modern.docx
@@ -4403,7 +4403,7 @@
         <w:sz w:val="18"/>
         <w:szCs w:val="18"/>
       </w:rPr>
-      <w:t xml:space="preserve">SOC 2 Type II Audit Package</w:t>
+      <w:t>{{TITLE}}</w:t>
     </w:r>
     <w:r>
       <w:t xml:space="preserve">	</w:t>
